--- a/01-Documentos-Estudo/12-2-Blefaroplastia.docx
+++ b/01-Documentos-Estudo/12-2-Blefaroplastia.docx
@@ -602,12 +602,6 @@
     </w:tbl>
     <w:p>
       <w:pPr>
-        <w:spacing w:after="100"/>
-      </w:pPr>
-      <w:r/>
-    </w:p>
-    <w:p>
-      <w:pPr>
         <w:pStyle w:val="Heading2"/>
         <w:spacing w:before="280" w:after="80"/>
       </w:pPr>
@@ -817,9 +811,8 @@
     </w:tbl>
     <w:p>
       <w:pPr>
-        <w:spacing w:after="100"/>
-      </w:pPr>
-      <w:r/>
+        <w:spacing w:after="80"/>
+      </w:pPr>
     </w:p>
     <w:tbl>
       <w:tblPr>
@@ -1061,12 +1054,6 @@
         </w:tc>
       </w:tr>
     </w:tbl>
-    <w:p>
-      <w:pPr>
-        <w:spacing w:after="100"/>
-      </w:pPr>
-      <w:r/>
-    </w:p>
     <w:p>
       <w:pPr>
         <w:pStyle w:val="Heading1"/>
@@ -2132,12 +2119,6 @@
         </w:tc>
       </w:tr>
     </w:tbl>
-    <w:p>
-      <w:pPr>
-        <w:spacing w:after="100"/>
-      </w:pPr>
-      <w:r/>
-    </w:p>
     <w:p>
       <w:pPr>
         <w:pStyle w:val="Heading1"/>
